--- a/Resume_Product_cbolorinos.docx
+++ b/Resume_Product_cbolorinos.docx
@@ -8,7 +8,7 @@
           <w:noProof/>
         </w:rPr>
         <w:drawing>
-          <wp:anchor distT="0" distB="0" distL="0" distR="0" simplePos="0" relativeHeight="1371600" behindDoc="1" locked="0" layoutInCell="1" allowOverlap="1" wp14:anchorId="56E9FE3A" wp14:editId="69CADBC6">
+          <wp:anchor distT="0" distB="0" distL="0" distR="0" simplePos="0" relativeHeight="1371600" behindDoc="1" locked="0" layoutInCell="1" allowOverlap="1" wp14:anchorId="22D9DAAA" wp14:editId="1AA67C75">
             <wp:simplePos x="0" y="0"/>
             <wp:positionH relativeFrom="page">
               <wp:posOffset>0</wp:posOffset>
@@ -152,31 +152,7 @@
         <w:rPr>
           <w:spacing w:val="12"/>
         </w:rPr>
-        <w:t xml:space="preserve">Product Designer with 10 years of experience in product design, UX research, and emerging technology. I take products from discovery to shipped interface </w:t>
-      </w:r>
-      <w:r>
-        <w:rPr>
-          <w:spacing w:val="12"/>
-        </w:rPr>
-        <w:t>(</w:t>
-      </w:r>
-      <w:r>
-        <w:rPr>
-          <w:spacing w:val="12"/>
-        </w:rPr>
-        <w:t>wireframes, user flows, high-fidelity UI, design systems and developer handoff</w:t>
-      </w:r>
-      <w:r>
-        <w:rPr>
-          <w:spacing w:val="12"/>
-        </w:rPr>
-        <w:t>)</w:t>
-      </w:r>
-      <w:r>
-        <w:rPr>
-          <w:spacing w:val="12"/>
-        </w:rPr>
-        <w:t xml:space="preserve"> designing intuitive, meticulously researched, data-driven products, and bringing AI integration and automation into the process to reduce friction for users and teams alike.</w:t>
+        <w:t>Product Designer with 10 years of experience in product design, UX research, and emerging technology. I take products from discovery to shipped interface — wireframes, user flows, high-fidelity UI, design systems and developer handoff — designing intuitive, meticulously researched, data-driven products, and bringing AI integration and automation into the process to reduce friction for users and teams alike.</w:t>
       </w:r>
     </w:p>
     <w:p>
@@ -274,7 +250,7 @@
         <w:rPr>
           <w:spacing w:val="12"/>
         </w:rPr>
-        <w:t>Co-founded Summit, an event and community app built for WSA, since spun out as an independent product now serving clients unrelated to WSA. 60% attendee adoption, continues getting engagement up to two months after events.</w:t>
+        <w:t>Led design of Summit, an event and community app for WSA, built with a developer co-founder for a Chairman whose bar was engagement between events. 60% attendee adoption, still used up to two months after events; now an independent product serving other clients.</w:t>
       </w:r>
     </w:p>
     <w:p>
@@ -291,7 +267,7 @@
         <w:rPr>
           <w:spacing w:val="12"/>
         </w:rPr>
-        <w:t>Designed and developed localized country pages, simplifying access to rules, profiles, and application flows. Within 3 months of development, 19% of users were visiting these pages.</w:t>
+        <w:t>Designed and helped develop localized country pages with WSA's community manager and a part-time developer, simplifying access to rules, profiles and application flows. Within 3 months, 19% of users were visiting these pages.</w:t>
       </w:r>
     </w:p>
     <w:p>
@@ -387,7 +363,7 @@
         <w:rPr>
           <w:spacing w:val="12"/>
         </w:rPr>
-        <w:t>Migrated (Sketch to Figma) and maintained design system, overseeing implementation across content, design and engineering teams.</w:t>
+        <w:t>Migrated the design system from Sketch to Figma and kept it in sync with the developers' Storybook: aligning Storybook to Figma where brand consistency or information hierarchy was at stake, and Figma to Storybook where their components simplified the app's logic.</w:t>
       </w:r>
     </w:p>
     <w:p>
@@ -449,7 +425,7 @@
         <w:rPr>
           <w:spacing w:val="12"/>
         </w:rPr>
-        <w:t>Designed and ran 15+ A/B experiments on the SwissBorg website, iterating on UI components, interaction patterns and conversion flows based on data insights.</w:t>
+        <w:t>Proposed and ran 15+ A/B experiments on the SwissBorg website, using the dev team's existing testing setup and adding Hotjar, to grow app downloads and upsell conversion.</w:t>
       </w:r>
     </w:p>
     <w:p>
@@ -564,7 +540,7 @@
           <w:sz w:val="20"/>
           <w:szCs w:val="20"/>
         </w:rPr>
-        <w:t>Creative Director</w:t>
+        <w:t>Product Designer</w:t>
       </w:r>
       <w:r>
         <w:rPr>
@@ -572,7 +548,7 @@
           <w:sz w:val="20"/>
           <w:szCs w:val="20"/>
         </w:rPr>
-        <w:t xml:space="preserve">  ·  Service Club</w:t>
+        <w:t xml:space="preserve">  ·  Saturno Design</w:t>
       </w:r>
       <w:r>
         <w:rPr>
@@ -590,7 +566,7 @@
           <w:sz w:val="17"/>
           <w:szCs w:val="17"/>
         </w:rPr>
-        <w:t>6-month contract  ·  Mar 2020 – Sep 2020</w:t>
+        <w:t>Sep 2016 – Aug 2019</w:t>
       </w:r>
     </w:p>
     <w:p>
@@ -607,7 +583,7 @@
         <w:rPr>
           <w:spacing w:val="12"/>
         </w:rPr>
-        <w:t>Conducted UX research on couriers, identifying a key pain point (processing paperwork) that transformed Service Club value proposition, and demographic trends that reshaped targeting.</w:t>
+        <w:t>Created the interface for the Century 21 Web App, including interactive components like the mortgage calculator and real estate agent cards.</w:t>
       </w:r>
     </w:p>
     <w:p>
@@ -624,52 +600,7 @@
         <w:rPr>
           <w:spacing w:val="12"/>
         </w:rPr>
-        <w:t>Created courses on Service Club Academy that helped navigate Spanish work visas, helping turn the couriers' biggest blocker into the product's main acquisition channel.</w:t>
-      </w:r>
-    </w:p>
-    <w:p>
-      <w:pPr>
-        <w:tabs>
-          <w:tab w:val="right" w:pos="10080"/>
-        </w:tabs>
-        <w:spacing w:before="200" w:after="60"/>
-      </w:pPr>
-      <w:r>
-        <w:rPr>
-          <w:b/>
-          <w:bCs/>
-          <w:color w:val="43486B"/>
-          <w:spacing w:val="30"/>
-          <w:sz w:val="20"/>
-          <w:szCs w:val="20"/>
-        </w:rPr>
-        <w:t>Product Designer</w:t>
-      </w:r>
-      <w:r>
-        <w:rPr>
-          <w:spacing w:val="12"/>
-          <w:sz w:val="20"/>
-          <w:szCs w:val="20"/>
-        </w:rPr>
-        <w:t xml:space="preserve">  ·  Saturno Design</w:t>
-      </w:r>
-      <w:r>
-        <w:rPr>
-          <w:sz w:val="20"/>
-          <w:szCs w:val="20"/>
-        </w:rPr>
-        <w:tab/>
-      </w:r>
-      <w:r>
-        <w:rPr>
-          <w:i/>
-          <w:iCs/>
-          <w:color w:val="A3957C"/>
-          <w:spacing w:val="12"/>
-          <w:sz w:val="17"/>
-          <w:szCs w:val="17"/>
-        </w:rPr>
-        <w:t>Sep 2016 – Aug 2019</w:t>
+        <w:t>Created 13 design packages (website, email and proposal templates, with component standards for each) for clients including K&amp;L Gates, Barclay Damon and FordHarrison, balancing a design-led PM's bar for craft with developers' limited time.</w:t>
       </w:r>
     </w:p>
     <w:p>
@@ -686,7 +617,77 @@
         <w:rPr>
           <w:spacing w:val="12"/>
         </w:rPr>
-        <w:t>Created the interface for the Century 21 Web App, including interactive components like the mortgage calculator and real estate agent cards.</w:t>
+        <w:t>Designed updates for Saturno's own software (a custom email system, CMS and data analytics platform) that client projects ran on.</w:t>
+      </w:r>
+    </w:p>
+    <w:p>
+      <w:pPr>
+        <w:spacing w:before="40" w:after="40"/>
+        <w:jc w:val="both"/>
+      </w:pPr>
+    </w:p>
+    <w:p>
+      <w:pPr>
+        <w:spacing w:before="40" w:after="40"/>
+        <w:jc w:val="both"/>
+      </w:pPr>
+    </w:p>
+    <w:p>
+      <w:pPr>
+        <w:spacing w:before="40" w:after="40"/>
+        <w:jc w:val="both"/>
+      </w:pPr>
+    </w:p>
+    <w:p>
+      <w:pPr>
+        <w:spacing w:before="40" w:after="40"/>
+        <w:jc w:val="both"/>
+      </w:pPr>
+    </w:p>
+    <w:p>
+      <w:pPr>
+        <w:tabs>
+          <w:tab w:val="right" w:pos="10080"/>
+        </w:tabs>
+        <w:spacing w:before="120"/>
+        <w:rPr>
+          <w:b/>
+          <w:bCs/>
+          <w:color w:val="43486B"/>
+          <w:spacing w:val="30"/>
+          <w:sz w:val="20"/>
+          <w:szCs w:val="20"/>
+        </w:rPr>
+      </w:pPr>
+      <w:r>
+        <w:rPr>
+          <w:b/>
+          <w:bCs/>
+          <w:color w:val="43486B"/>
+          <w:spacing w:val="30"/>
+          <w:sz w:val="20"/>
+          <w:szCs w:val="20"/>
+        </w:rPr>
+        <w:lastRenderedPageBreak/>
+        <w:t>Independent Projects &amp; Ventures</w:t>
+      </w:r>
+      <w:r>
+        <w:rPr>
+          <w:sz w:val="20"/>
+          <w:szCs w:val="20"/>
+        </w:rPr>
+        <w:tab/>
+      </w:r>
+      <w:r>
+        <w:rPr>
+          <w:i/>
+          <w:iCs/>
+          <w:color w:val="A3957C"/>
+          <w:spacing w:val="12"/>
+          <w:sz w:val="17"/>
+          <w:szCs w:val="17"/>
+        </w:rPr>
+        <w:t>Sep 2013 – Present</w:t>
       </w:r>
     </w:p>
     <w:p>
@@ -703,75 +704,7 @@
         <w:rPr>
           <w:spacing w:val="12"/>
         </w:rPr>
-        <w:t>Created 13 design packages including website, email, and proposal document templates establishing visual hierarchy, information architecture, and component standards for each. Clients included K&amp;L Gates, Barclay Damon, and FordHarrison.</w:t>
-      </w:r>
-    </w:p>
-    <w:p>
-      <w:pPr>
-        <w:spacing w:before="40" w:after="40"/>
-        <w:jc w:val="both"/>
-      </w:pPr>
-    </w:p>
-    <w:p>
-      <w:pPr>
-        <w:spacing w:before="40" w:after="40"/>
-        <w:jc w:val="both"/>
-      </w:pPr>
-    </w:p>
-    <w:p>
-      <w:pPr>
-        <w:spacing w:before="40" w:after="40"/>
-        <w:jc w:val="both"/>
-      </w:pPr>
-    </w:p>
-    <w:p>
-      <w:pPr>
-        <w:spacing w:before="120"/>
-        <w:rPr>
-          <w:b/>
-          <w:bCs/>
-          <w:color w:val="43486B"/>
-          <w:spacing w:val="30"/>
-          <w:sz w:val="20"/>
-          <w:szCs w:val="20"/>
-        </w:rPr>
-      </w:pPr>
-      <w:r>
-        <w:rPr>
-          <w:b/>
-          <w:bCs/>
-          <w:color w:val="43486B"/>
-          <w:spacing w:val="30"/>
-          <w:sz w:val="20"/>
-          <w:szCs w:val="20"/>
-        </w:rPr>
-        <w:lastRenderedPageBreak/>
-        <w:t>Product Strategy, Entrepreneurship &amp; Venture Leadership</w:t>
-      </w:r>
-      <w:r>
-        <w:rPr>
-          <w:sz w:val="20"/>
-          <w:szCs w:val="20"/>
-        </w:rPr>
-        <w:tab/>
-      </w:r>
-      <w:r>
-        <w:rPr>
-          <w:sz w:val="20"/>
-          <w:szCs w:val="20"/>
-        </w:rPr>
-        <w:t xml:space="preserve">       </w:t>
-      </w:r>
-      <w:r>
-        <w:rPr>
-          <w:i/>
-          <w:iCs/>
-          <w:color w:val="A3957C"/>
-          <w:spacing w:val="12"/>
-          <w:sz w:val="17"/>
-          <w:szCs w:val="17"/>
-        </w:rPr>
-        <w:t>Sep 2013 – Present</w:t>
+        <w:t>Designed and built kremsegg-university.at with an AI editor that lets non-technical staff change the live site in plain English, with a preview, version history and confirmation before anything publishes.</w:t>
       </w:r>
     </w:p>
     <w:p>
@@ -788,62 +721,7 @@
         <w:rPr>
           <w:spacing w:val="12"/>
         </w:rPr>
-        <w:t>Co-founded NomadsRelocation, automating visa workflows for digital nomads relocating to Spain.</w:t>
-      </w:r>
-    </w:p>
-    <w:p>
-      <w:pPr>
-        <w:pStyle w:val="ListParagraph"/>
-        <w:numPr>
-          <w:ilvl w:val="0"/>
-          <w:numId w:val="2"/>
-        </w:numPr>
-        <w:spacing w:before="40" w:after="40"/>
-        <w:jc w:val="both"/>
-      </w:pPr>
-      <w:r>
-        <w:rPr>
-          <w:spacing w:val="12"/>
-        </w:rPr>
         <w:t>Conducted UX research for Hilti, analysing 4,000+ customer emails, 200 surveys and 20 in-depth interviews to trace churn among lower-income customers to cost-structure confusion rather than product quality; proposed a rent-vs-buy value calculator to address it.</w:t>
-      </w:r>
-    </w:p>
-    <w:p>
-      <w:pPr>
-        <w:pStyle w:val="ListParagraph"/>
-        <w:numPr>
-          <w:ilvl w:val="0"/>
-          <w:numId w:val="2"/>
-        </w:numPr>
-        <w:spacing w:before="40" w:after="40"/>
-        <w:jc w:val="both"/>
-      </w:pPr>
-      <w:r>
-        <w:rPr>
-          <w:spacing w:val="12"/>
-        </w:rPr>
-        <w:t>Designed and developed websites and brand identities for: colectivo.ie, gomde.eu, kremsegg</w:t>
-      </w:r>
-      <w:r>
-        <w:rPr>
-          <w:spacing w:val="12"/>
-        </w:rPr>
-        <w:noBreakHyphen/>
-        <w:t>university.at (university website that includes an AI chatbot that allows the website to edit itself if prompted), memoria</w:t>
-      </w:r>
-      <w:r>
-        <w:rPr>
-          <w:spacing w:val="12"/>
-        </w:rPr>
-        <w:noBreakHyphen/>
-        <w:t>colonial.org (University of Bristol education project), and mind</w:t>
-      </w:r>
-      <w:r>
-        <w:rPr>
-          <w:spacing w:val="12"/>
-        </w:rPr>
-        <w:noBreakHyphen/>
-        <w:t>distillery.com.</w:t>
       </w:r>
     </w:p>
     <w:p>
@@ -997,7 +875,7 @@
         <w:rPr>
           <w:spacing w:val="12"/>
         </w:rPr>
-        <w:t>Figma, Adobe CS, Design systems, Prototyping, Micro-animations, Motion Graphics, Visual design</w:t>
+        <w:t>Figma, Storybook, Adobe CS, Design systems, Prototyping, Micro-animations, Motion Graphics, Visual design</w:t>
       </w:r>
     </w:p>
     <w:p>

--- a/Resume_Product_cbolorinos.docx
+++ b/Resume_Product_cbolorinos.docx
@@ -425,7 +425,7 @@
         <w:rPr>
           <w:spacing w:val="12"/>
         </w:rPr>
-        <w:t>Proposed and ran 15+ A/B experiments on the SwissBorg website, using the dev team's existing testing setup and adding Hotjar, to grow app downloads and upsell conversion.</w:t>
+        <w:t>Proposed and ran 15+ A/B experiments on the SwissBorg website, using the dev team's existing testing setup and adding Hotjar, doubling the website's conversion rate.</w:t>
       </w:r>
     </w:p>
     <w:p>
@@ -875,7 +875,9 @@
         <w:rPr>
           <w:spacing w:val="12"/>
         </w:rPr>
-        <w:t>Figma, Storybook, Adobe CS, Design systems, Prototyping, Micro-animations, Motion Graphics, Visual design</w:t>
+        <w:t>Figma, Storybook, Adobe CS, Design systems, Figma prototyping, Micro</w:t>
+        <w:noBreakHyphen/>
+        <w:t xml:space="preserve">animations, Motion Graphics, Visual design</w:t>
       </w:r>
     </w:p>
     <w:p>
